--- a/docs/Bayyinah-MCP-Server-Setup-Guide.docx
+++ b/docs/Bayyinah-MCP-Server-Setup-Guide.docx
@@ -45,7 +45,7 @@
           <w:sz w:val="20"/>
           <w:szCs w:val="20"/>
         </w:rPr>
-        <w:t xml:space="preserve">Drafted for Bilal Syed Arfeen, BayyinahEnterprise  |  MCP Server v0.1.0</w:t>
+        <w:t>BayyinahEnterprise  |  MCP Server v0.1.0</w:t>
       </w:r>
     </w:p>
     <w:p>
@@ -843,7 +843,7 @@
           <w:b/>
           <w:bCs/>
         </w:rPr>
-        <w:t xml:space="preserve">Open questions for you</w:t>
+        <w:t>Open questions</w:t>
       </w:r>
     </w:p>
     <w:p>
@@ -882,7 +882,7 @@
         <w:spacing w:after="80"/>
       </w:pPr>
       <w:r>
-        <w:t xml:space="preserve">Public publication: ready for PyPI as bayyinah-audit-mcp, or hold for a few internal cycles? PyPI publication makes pip install bayyinah-audit-mcp the install command for any agent maintainer.</w:t>
+        <w:t>Public publication: PyPI publication as bayyinah-audit-mcp makes pip install bayyinah-audit-mcp the install command for any agent maintainer.</w:t>
       </w:r>
     </w:p>
     <w:p>
@@ -981,34 +981,6 @@
       </w:pPr>
       <w:r>
         <w:t xml:space="preserve">Cross-IDE distribution: MCP server (lane #4) makes every primitive callable by any compliant agent without bundling.</w:t>
-      </w:r>
-    </w:p>
-    <w:p>
-      <w:pPr>
-        <w:pStyle w:val="Heading1"/>
-      </w:pPr>
-      <w:r>
-        <w:rPr>
-          <w:b/>
-          <w:bCs/>
-        </w:rPr>
-        <w:t xml:space="preserve">Notes from Pat</w:t>
-      </w:r>
-    </w:p>
-    <w:p>
-      <w:pPr>
-        <w:spacing w:after="120"/>
-      </w:pPr>
-      <w:r>
-        <w:t xml:space="preserve">This is the layer that closes the loop. The other three lanes are useful in isolation, but lane #4 is what makes them composable across every place where an agent might want to invoke the framework. The server itself is small (about 600 lines of Python plus the section index data); the leverage comes from the standard interface.</w:t>
-      </w:r>
-    </w:p>
-    <w:p>
-      <w:pPr>
-        <w:spacing w:after="120"/>
-      </w:pPr>
-      <w:r>
-        <w:t xml:space="preserve">Once the section index is populated and you've registered the server in your own Claude Desktop, the audit framework is a one-tap-away tool in every conversation. From there, the §23.3 'CI into agent layer' path becomes: agent layer everywhere.</w:t>
       </w:r>
     </w:p>
     <w:sectPr>
